--- a/pr-preview/pr-328/chapters/notation-tracked-changes.docx
+++ b/pr-preview/pr-328/chapters/notation-tracked-changes.docx
@@ -26,7 +26,7 @@
       </w:pPr>
       <w:ins w:id="2" w:author="PR Preview" w:date="2026-01-01T00:00:00Z">
         <w:r>
-          <w:t xml:space="preserve">Last modified: 2026-10-22 15:35:40 (PDT)</w:t>
+          <w:t xml:space="preserve">Last modified: 2026-10-22 15:42:15 (PDT)</w:t>
         </w:r>
       </w:ins>
     </w:p>

--- a/pr-preview/pr-328/chapters/notation-tracked-changes.docx
+++ b/pr-preview/pr-328/chapters/notation-tracked-changes.docx
@@ -16,7 +16,7 @@
       </w:pPr>
       <w:del w:id="1" w:author="PR Preview" w:date="2026-01-01T00:00:00Z">
         <w:r>
-          <w:delText xml:space="preserve">Last modified: 2026-10-22 15:35:41 (PDT)</w:delText>
+          <w:delText xml:space="preserve">Last modified: 2026-10-25 19:48:50 (PDT)</w:delText>
         </w:r>
       </w:del>
     </w:p>
@@ -26,7 +26,7 @@
       </w:pPr>
       <w:ins w:id="2" w:author="PR Preview" w:date="2026-01-01T00:00:00Z">
         <w:r>
-          <w:t xml:space="preserve">Last modified: 2026-10-22 15:42:15 (PDT)</w:t>
+          <w:t xml:space="preserve">Last modified: 2026-10-25 22:11:51 (PDT)</w:t>
         </w:r>
       </w:ins>
     </w:p>
@@ -1271,7 +1271,7 @@
     </w:p>
     <w:bookmarkEnd w:id="15"/>
     <w:bookmarkEnd w:id="16"/>
-    <w:bookmarkStart w:id="26" w:name="one-operation-per-step"/>
+    <w:bookmarkStart w:id="27" w:name="one-operation-per-step"/>
     <w:p>
       <w:pPr>
         <w:pStyle w:val="Heading2"/>
@@ -2084,7 +2084,7 @@
                   <m:nor/>
                   <m:sty m:val="p"/>
                 </m:rPr>
-                <m:t>(split the sum)</m:t>
+                <m:t>(distribute the sum over the terms)</m:t>
               </m:r>
             </m:e>
             <m:e>
@@ -2412,7 +2412,7 @@
                   <m:nor/>
                   <m:sty m:val="p"/>
                 </m:rPr>
-                <m:t>(constant factor out of the sum)</m:t>
+                <m:t>(factor the constant out of the sum)</m:t>
               </m:r>
             </m:e>
             <m:e>
@@ -2792,7 +2792,7 @@
         <w:t xml:space="preserve"> </w:t>
       </w:r>
       <w:r>
-        <w:t xml:space="preserve">it splits the sum,</w:t>
+        <w:t xml:space="preserve">it distributes the sum over the terms,</w:t>
       </w:r>
       <w:r>
         <w:t xml:space="preserve"> </w:t>
@@ -3617,13 +3617,13 @@
         <w:t xml:space="preserve">which hides two operations in a sentence.</w:t>
       </w:r>
     </w:p>
-    <w:bookmarkStart w:id="20" w:name="applying-a-definition-is-a-step"/>
+    <w:bookmarkStart w:id="19" w:name="name-a-step-by-its-standard-rule"/>
     <w:p>
       <w:pPr>
         <w:pStyle w:val="Heading3"/>
       </w:pPr>
       <w:r>
-        <w:t xml:space="preserve">2.1 Applying a definition is a step</w:t>
+        <w:t xml:space="preserve">2.1 Name a step by its standard rule</w:t>
       </w:r>
     </w:p>
     <w:p>
@@ -3631,6 +3631,96 @@
         <w:pStyle w:val="FirstParagraph"/>
       </w:pPr>
       <w:r>
+        <w:t xml:space="preserve">Justify a line with the standard name of the rule it applies,</w:t>
+      </w:r>
+      <w:r>
+        <w:t xml:space="preserve"> </w:t>
+      </w:r>
+      <w:r>
+        <w:t xml:space="preserve">not an informal description of what it does to the symbols.</w:t>
+      </w:r>
+      <w:r>
+        <w:t xml:space="preserve"> </w:t>
+      </w:r>
+      <w:r>
+        <w:t xml:space="preserve">Write</w:t>
+      </w:r>
+      <w:r>
+        <w:t xml:space="preserve"> </w:t>
+      </w:r>
+      <w:r>
+        <w:t xml:space="preserve">“distribute the sum over the terms”</w:t>
+      </w:r>
+      <w:r>
+        <w:t xml:space="preserve"> </w:t>
+      </w:r>
+      <w:r>
+        <w:t xml:space="preserve">rather than</w:t>
+      </w:r>
+      <w:r>
+        <w:t xml:space="preserve"> </w:t>
+      </w:r>
+      <w:r>
+        <w:t xml:space="preserve">“split the sum”</w:t>
+      </w:r>
+      <w:r>
+        <w:t xml:space="preserve">,</w:t>
+      </w:r>
+      <w:r>
+        <w:t xml:space="preserve"> </w:t>
+      </w:r>
+      <w:r>
+        <w:t xml:space="preserve">and</w:t>
+      </w:r>
+      <w:r>
+        <w:t xml:space="preserve"> </w:t>
+      </w:r>
+      <w:r>
+        <w:t xml:space="preserve">“factor the constant out of the sum”</w:t>
+      </w:r>
+      <w:r>
+        <w:t xml:space="preserve"> </w:t>
+      </w:r>
+      <w:r>
+        <w:t xml:space="preserve">rather than</w:t>
+      </w:r>
+      <w:r>
+        <w:t xml:space="preserve"> </w:t>
+      </w:r>
+      <w:r>
+        <w:t xml:space="preserve">“pull out the constant”</w:t>
+      </w:r>
+      <w:r>
+        <w:t xml:space="preserve">.</w:t>
+      </w:r>
+      <w:r>
+        <w:t xml:space="preserve"> </w:t>
+      </w:r>
+      <w:r>
+        <w:t xml:space="preserve">A standard name tells the reader which rule to check the line against;</w:t>
+      </w:r>
+      <w:r>
+        <w:t xml:space="preserve"> </w:t>
+      </w:r>
+      <w:r>
+        <w:t xml:space="preserve">an informal one only describes the change.</w:t>
+      </w:r>
+    </w:p>
+    <w:bookmarkEnd w:id="19"/>
+    <w:bookmarkStart w:id="21" w:name="applying-a-definition-is-a-step"/>
+    <w:p>
+      <w:pPr>
+        <w:pStyle w:val="Heading3"/>
+      </w:pPr>
+      <w:r>
+        <w:t xml:space="preserve">2.2 Applying a definition is a step</w:t>
+      </w:r>
+    </w:p>
+    <w:p>
+      <w:pPr>
+        <w:pStyle w:val="FirstParagraph"/>
+      </w:pPr>
+      <w:r>
         <w:t xml:space="preserve">Replacing a named quantity with its definition</w:t>
       </w:r>
       <w:r>
@@ -3679,7 +3769,7 @@
         <w:t xml:space="preserve">substitute it on its own line, and cite the part.</w:t>
       </w:r>
     </w:p>
-    <w:bookmarkStart w:id="19" w:name="exm-apply-definition-step"/>
+    <w:bookmarkStart w:id="20" w:name="exm-apply-definition-step"/>
     <w:p>
       <w:pPr>
         <w:pStyle w:val="BodyText"/>
@@ -4321,15 +4411,15 @@
         <w:t xml:space="preserve">The ✅ version shows the definition on its own line.</w:t>
       </w:r>
     </w:p>
-    <w:bookmarkEnd w:id="19"/>
     <w:bookmarkEnd w:id="20"/>
-    <w:bookmarkStart w:id="21" w:name="using-a-fact-the-reader-has-not-seen"/>
+    <w:bookmarkEnd w:id="21"/>
+    <w:bookmarkStart w:id="22" w:name="using-a-fact-the-reader-has-not-seen"/>
     <w:p>
       <w:pPr>
         <w:pStyle w:val="Heading3"/>
       </w:pPr>
       <w:r>
-        <w:t xml:space="preserve">2.2 Using a fact the reader has not seen</w:t>
+        <w:t xml:space="preserve">2.3 Using a fact the reader has not seen</w:t>
       </w:r>
     </w:p>
     <w:p>
@@ -4364,14 +4454,14 @@
         <w:t xml:space="preserve">Don’t leave the fact as an unexplained justification.</w:t>
       </w:r>
     </w:p>
-    <w:bookmarkEnd w:id="21"/>
-    <w:bookmarkStart w:id="25" w:name="long-derivations"/>
+    <w:bookmarkEnd w:id="22"/>
+    <w:bookmarkStart w:id="26" w:name="long-derivations"/>
     <w:p>
       <w:pPr>
         <w:pStyle w:val="Heading3"/>
       </w:pPr>
       <w:r>
-        <w:t xml:space="preserve">2.3 Long derivations</w:t>
+        <w:t xml:space="preserve">2.4 Long derivations</w:t>
       </w:r>
     </w:p>
     <w:p>
@@ -4547,7 +4637,7 @@
         <w:t xml:space="preserve">can also keep each line short.</w:t>
       </w:r>
     </w:p>
-    <w:bookmarkStart w:id="22" w:name="X00e3fe72795486834d7309e5f3912c392b664b0"/>
+    <w:bookmarkStart w:id="23" w:name="X00e3fe72795486834d7309e5f3912c392b664b0"/>
     <w:p>
       <w:pPr>
         <w:pStyle w:val="Heading4"/>
@@ -4644,8 +4734,8 @@
         <w:t xml:space="preserve">does not yet know what it is for.</w:t>
       </w:r>
     </w:p>
-    <w:bookmarkEnd w:id="22"/>
-    <w:bookmarkStart w:id="24" w:name="color-where-a-result-is-used"/>
+    <w:bookmarkEnd w:id="23"/>
+    <w:bookmarkStart w:id="25" w:name="color-where-a-result-is-used"/>
     <w:p>
       <w:pPr>
         <w:pStyle w:val="Heading4"/>
@@ -4742,7 +4832,7 @@
         <w:t xml:space="preserve">, which renders in HTML (MathJax) and in PDF.</w:t>
       </w:r>
     </w:p>
-    <w:bookmarkStart w:id="23" w:name="exm-color-plug-in"/>
+    <w:bookmarkStart w:id="24" w:name="exm-color-plug-in"/>
     <w:p>
       <w:pPr>
         <w:pStyle w:val="BodyText"/>
@@ -4940,11 +5030,11 @@
         <w:t xml:space="preserve">The colors show at a glance which block each factor came from.</w:t>
       </w:r>
     </w:p>
-    <w:bookmarkEnd w:id="23"/>
     <w:bookmarkEnd w:id="24"/>
     <w:bookmarkEnd w:id="25"/>
     <w:bookmarkEnd w:id="26"/>
-    <w:bookmarkStart w:id="29" w:name="one-equals-sign-per-line"/>
+    <w:bookmarkEnd w:id="27"/>
+    <w:bookmarkStart w:id="30" w:name="one-equals-sign-per-line"/>
     <w:p>
       <w:pPr>
         <w:pStyle w:val="Heading2"/>
@@ -5087,7 +5177,7 @@
       <w:r>
         <w:t xml:space="preserve"> </w:t>
       </w:r>
-      <w:hyperlink r:id="rId27">
+      <w:hyperlink r:id="rId28">
         <w:r>
           <w:rPr>
             <w:rStyle w:val="Hyperlink"/>
@@ -5102,7 +5192,7 @@
         <w:t xml:space="preserve">asks.</w:t>
       </w:r>
     </w:p>
-    <w:bookmarkStart w:id="28" w:name="exm-one-equals-per-line"/>
+    <w:bookmarkStart w:id="29" w:name="exm-one-equals-per-line"/>
     <w:p>
       <w:pPr>
         <w:pStyle w:val="BodyText"/>
@@ -5623,7 +5713,7 @@
         <w:t xml:space="preserve">starting at the same place.</w:t>
       </w:r>
     </w:p>
-    <w:bookmarkEnd w:id="28"/>
+    <w:bookmarkEnd w:id="29"/>
     <w:p>
       <w:pPr>
         <w:pStyle w:val="BodyText"/>
@@ -6062,8 +6152,8 @@
         <w:t xml:space="preserve">or as separate statements in the text.</w:t>
       </w:r>
     </w:p>
-    <w:bookmarkEnd w:id="29"/>
-    <w:bookmarkStart w:id="31" w:name="functions-and-their-values"/>
+    <w:bookmarkEnd w:id="30"/>
+    <w:bookmarkStart w:id="32" w:name="functions-and-their-values"/>
     <w:p>
       <w:pPr>
         <w:pStyle w:val="Heading2"/>
@@ -6449,7 +6539,7 @@
         <w:t xml:space="preserve">.</w:t>
       </w:r>
     </w:p>
-    <w:bookmarkStart w:id="30" w:name="exm-function-evaluated-at"/>
+    <w:bookmarkStart w:id="31" w:name="exm-function-evaluated-at"/>
     <w:p>
       <w:pPr>
         <w:pStyle w:val="BodyText"/>
@@ -6904,7 +6994,7 @@
         <w:t xml:space="preserve">the nearest candidate is the mean function, not the outcome.</w:t>
       </w:r>
     </w:p>
-    <w:bookmarkEnd w:id="30"/>
+    <w:bookmarkEnd w:id="31"/>
     <w:p>
       <w:pPr>
         <w:pStyle w:val="BodyText"/>
@@ -7639,8 +7729,8 @@
         <w:t xml:space="preserve">.</w:t>
       </w:r>
     </w:p>
-    <w:bookmarkEnd w:id="31"/>
-    <w:bookmarkStart w:id="36" w:name="types-of-functions-and-procedures"/>
+    <w:bookmarkEnd w:id="32"/>
+    <w:bookmarkStart w:id="37" w:name="types-of-functions-and-procedures"/>
     <w:p>
       <w:pPr>
         <w:pStyle w:val="Heading2"/>
@@ -7659,7 +7749,7 @@
       <w:r>
         <w:t xml:space="preserve"> </w:t>
       </w:r>
-      <w:hyperlink r:id="rId32">
+      <w:hyperlink r:id="rId33">
         <w:r>
           <w:rPr>
             <w:rStyle w:val="Hyperlink"/>
@@ -7688,7 +7778,7 @@
       <w:r>
         <w:t xml:space="preserve"> </w:t>
       </w:r>
-      <w:hyperlink r:id="rId33">
+      <w:hyperlink r:id="rId34">
         <w:r>
           <w:rPr>
             <w:rStyle w:val="Hyperlink"/>
@@ -7714,7 +7804,7 @@
       <w:r>
         <w:t xml:space="preserve"> </w:t>
       </w:r>
-      <w:hyperlink r:id="rId34">
+      <w:hyperlink r:id="rId35">
         <w:r>
           <w:rPr>
             <w:rStyle w:val="Hyperlink"/>
@@ -7822,7 +7912,7 @@
         <w:t xml:space="preserve">and list only the other inputs as what specifies the function.</w:t>
       </w:r>
     </w:p>
-    <w:bookmarkStart w:id="35" w:name="exm-function-types"/>
+    <w:bookmarkStart w:id="36" w:name="exm-function-types"/>
     <w:p>
       <w:pPr>
         <w:pStyle w:val="BodyText"/>
@@ -8003,7 +8093,7 @@
         <w:t xml:space="preserve">so it is not one of the inputs that specify the procedure.</w:t>
       </w:r>
     </w:p>
-    <w:bookmarkEnd w:id="35"/>
+    <w:bookmarkEnd w:id="36"/>
     <w:p>
       <w:pPr>
         <w:pStyle w:val="BodyText"/>
@@ -8030,8 +8120,8 @@
         <w:t xml:space="preserve">is an error even when the notation looks right.</w:t>
       </w:r>
     </w:p>
-    <w:bookmarkEnd w:id="36"/>
-    <w:bookmarkStart w:id="39" w:name="random-variables-and-their-values"/>
+    <w:bookmarkEnd w:id="37"/>
+    <w:bookmarkStart w:id="40" w:name="random-variables-and-their-values"/>
     <w:p>
       <w:pPr>
         <w:pStyle w:val="Heading2"/>
@@ -8299,7 +8389,7 @@
         <w:t xml:space="preserve">.</w:t>
       </w:r>
     </w:p>
-    <w:bookmarkStart w:id="37" w:name="exm-random-variable-vs-value"/>
+    <w:bookmarkStart w:id="38" w:name="exm-random-variable-vs-value"/>
     <w:p>
       <w:pPr>
         <w:pStyle w:val="BodyText"/>
@@ -8532,7 +8622,7 @@
         <w:t xml:space="preserve">, is itself a random variable.</w:t>
       </w:r>
     </w:p>
-    <w:bookmarkEnd w:id="37"/>
+    <w:bookmarkEnd w:id="38"/>
     <w:p>
       <w:pPr>
         <w:pStyle w:val="BodyText"/>
@@ -9170,7 +9260,7 @@
         <w:t xml:space="preserve">.</w:t>
       </w:r>
     </w:p>
-    <w:bookmarkStart w:id="38" w:name="exm-variable-vs-value-in-words"/>
+    <w:bookmarkStart w:id="39" w:name="exm-variable-vs-value-in-words"/>
     <w:p>
       <w:pPr>
         <w:pStyle w:val="BodyText"/>
@@ -9297,7 +9387,7 @@
         <w:t xml:space="preserve">which is what the symbols say.</w:t>
       </w:r>
     </w:p>
-    <w:bookmarkEnd w:id="38"/>
+    <w:bookmarkEnd w:id="39"/>
     <w:p>
       <w:pPr>
         <w:pStyle w:val="BodyText"/>
@@ -9391,8 +9481,8 @@
         <w:t xml:space="preserve">.</w:t>
       </w:r>
     </w:p>
-    <w:bookmarkEnd w:id="39"/>
-    <w:bookmarkStart w:id="44" w:name="matching-names-and-notation"/>
+    <w:bookmarkEnd w:id="40"/>
+    <w:bookmarkStart w:id="45" w:name="matching-names-and-notation"/>
     <w:p>
       <w:pPr>
         <w:pStyle w:val="Heading2"/>
@@ -9503,7 +9593,7 @@
       <w:r>
         <w:t xml:space="preserve"> </w:t>
       </w:r>
-      <w:hyperlink r:id="rId40">
+      <w:hyperlink r:id="rId41">
         <w:r>
           <w:rPr>
             <w:rStyle w:val="Hyperlink"/>
@@ -9515,7 +9605,7 @@
         <w:t xml:space="preserve">).</w:t>
       </w:r>
     </w:p>
-    <w:bookmarkStart w:id="41" w:name="exm-name-matches-notation"/>
+    <w:bookmarkStart w:id="42" w:name="exm-name-matches-notation"/>
     <w:p>
       <w:pPr>
         <w:pStyle w:val="BodyText"/>
@@ -10008,7 +10098,7 @@
         <w:t xml:space="preserve">.</w:t>
       </w:r>
     </w:p>
-    <w:bookmarkEnd w:id="41"/>
+    <w:bookmarkEnd w:id="42"/>
     <w:p>
       <w:pPr>
         <w:pStyle w:val="BodyText"/>
@@ -10029,7 +10119,7 @@
         <w:t xml:space="preserve">and make them agree.</w:t>
       </w:r>
     </w:p>
-    <w:bookmarkStart w:id="43" w:name="label-every-inline-symbol"/>
+    <w:bookmarkStart w:id="44" w:name="label-every-inline-symbol"/>
     <w:p>
       <w:pPr>
         <w:pStyle w:val="Heading3"/>
@@ -10093,7 +10183,7 @@
         <w:t xml:space="preserve">.</w:t>
       </w:r>
     </w:p>
-    <w:bookmarkStart w:id="42" w:name="exm-label-inline-symbol"/>
+    <w:bookmarkStart w:id="43" w:name="exm-label-inline-symbol"/>
     <w:p>
       <w:pPr>
         <w:pStyle w:val="BodyText"/>
@@ -10277,10 +10367,10 @@
         <w:t xml:space="preserve">and the symbol that follows the label confirms which quantity is meant.</w:t>
       </w:r>
     </w:p>
-    <w:bookmarkEnd w:id="42"/>
     <w:bookmarkEnd w:id="43"/>
     <w:bookmarkEnd w:id="44"/>
-    <w:bookmarkStart w:id="53" w:name="using-shared-macros"/>
+    <w:bookmarkEnd w:id="45"/>
+    <w:bookmarkStart w:id="54" w:name="using-shared-macros"/>
     <w:p>
       <w:pPr>
         <w:pStyle w:val="Heading2"/>
@@ -10353,7 +10443,7 @@
         <w:t xml:space="preserve">so the next document finds it.</w:t>
       </w:r>
     </w:p>
-    <w:bookmarkStart w:id="45" w:name="exm-use-shared-macro"/>
+    <w:bookmarkStart w:id="46" w:name="exm-use-shared-macro"/>
     <w:p>
       <w:pPr>
         <w:pStyle w:val="BodyText"/>
@@ -10438,7 +10528,7 @@
         <w:t xml:space="preserve">every document that uses the macro changes with it.</w:t>
       </w:r>
     </w:p>
-    <w:bookmarkEnd w:id="45"/>
+    <w:bookmarkEnd w:id="46"/>
     <w:p>
       <w:pPr>
         <w:pStyle w:val="BodyText"/>
@@ -10640,7 +10730,7 @@
         <w:t xml:space="preserve">and the rule for Latin letters below says when that applies.</w:t>
       </w:r>
     </w:p>
-    <w:bookmarkStart w:id="46" w:name="exm-semantic-macro-name"/>
+    <w:bookmarkStart w:id="47" w:name="exm-semantic-macro-name"/>
     <w:p>
       <w:pPr>
         <w:pStyle w:val="BodyText"/>
@@ -10719,7 +10809,7 @@
         <w:t xml:space="preserve">changes one line in the shared file.</w:t>
       </w:r>
     </w:p>
-    <w:bookmarkEnd w:id="46"/>
+    <w:bookmarkEnd w:id="47"/>
     <w:p>
       <w:pPr>
         <w:pStyle w:val="BodyText"/>
@@ -10841,7 +10931,7 @@
         <w:t xml:space="preserve">existing hats are converted in separate sweeps.</w:t>
       </w:r>
     </w:p>
-    <w:bookmarkStart w:id="47" w:name="exm-semantic-decorator"/>
+    <w:bookmarkStart w:id="48" w:name="exm-semantic-decorator"/>
     <w:p>
       <w:pPr>
         <w:pStyle w:val="BodyText"/>
@@ -10929,7 +11019,7 @@
         <w:t xml:space="preserve">changes.</w:t>
       </w:r>
     </w:p>
-    <w:bookmarkEnd w:id="47"/>
+    <w:bookmarkEnd w:id="48"/>
     <w:p>
       <w:pPr>
         <w:pStyle w:val="BodyText"/>
@@ -11118,7 +11208,7 @@
         <w:t xml:space="preserve">may write the font command directly.</w:t>
       </w:r>
     </w:p>
-    <w:bookmarkStart w:id="48" w:name="exm-semantic-font"/>
+    <w:bookmarkStart w:id="49" w:name="exm-semantic-font"/>
     <w:p>
       <w:pPr>
         <w:pStyle w:val="BodyText"/>
@@ -11206,7 +11296,7 @@
         <w:t xml:space="preserve">changes.</w:t>
       </w:r>
     </w:p>
-    <w:bookmarkEnd w:id="48"/>
+    <w:bookmarkEnd w:id="49"/>
     <w:p>
       <w:pPr>
         <w:pStyle w:val="BodyText"/>
@@ -11575,7 +11665,7 @@
         <w:t xml:space="preserve">.</w:t>
       </w:r>
     </w:p>
-    <w:bookmarkStart w:id="49" w:name="exm-semantic-latin-letter"/>
+    <w:bookmarkStart w:id="50" w:name="exm-semantic-latin-letter"/>
     <w:p>
       <w:pPr>
         <w:pStyle w:val="BodyText"/>
@@ -11665,7 +11755,7 @@
         <w:t xml:space="preserve">which letter is the outcome and which is the residual.</w:t>
       </w:r>
     </w:p>
-    <w:bookmarkEnd w:id="49"/>
+    <w:bookmarkEnd w:id="50"/>
     <w:p>
       <w:pPr>
         <w:pStyle w:val="BodyText"/>
@@ -11692,7 +11782,7 @@
         <w:t xml:space="preserve">and a reader sees which quantity it is about.</w:t>
       </w:r>
     </w:p>
-    <w:bookmarkStart w:id="50" w:name="exm-named-quantity"/>
+    <w:bookmarkStart w:id="51" w:name="exm-named-quantity"/>
     <w:p>
       <w:pPr>
         <w:pStyle w:val="BodyText"/>
@@ -11804,7 +11894,7 @@
         <w:t xml:space="preserve">and it names the quantity the gradient depends on.</w:t>
       </w:r>
     </w:p>
-    <w:bookmarkEnd w:id="50"/>
+    <w:bookmarkEnd w:id="51"/>
     <w:p>
       <w:pPr>
         <w:pStyle w:val="BodyText"/>
@@ -11966,7 +12056,7 @@
         <w:t xml:space="preserve">are not delimiters.</w:t>
       </w:r>
     </w:p>
-    <w:bookmarkStart w:id="51" w:name="exm-semantic-delimiter"/>
+    <w:bookmarkStart w:id="52" w:name="exm-semantic-delimiter"/>
     <w:p>
       <w:pPr>
         <w:pStyle w:val="BodyText"/>
@@ -12045,7 +12135,7 @@
         <w:t xml:space="preserve">edits one definition in the shared file.</w:t>
       </w:r>
     </w:p>
-    <w:bookmarkEnd w:id="51"/>
+    <w:bookmarkEnd w:id="52"/>
     <w:p>
       <w:pPr>
         <w:pStyle w:val="BodyText"/>
@@ -12084,7 +12174,7 @@
         <w:t xml:space="preserve">with its meaning.</w:t>
       </w:r>
     </w:p>
-    <w:bookmarkStart w:id="52" w:name="exm-describe-symbol-not-macro"/>
+    <w:bookmarkStart w:id="53" w:name="exm-describe-symbol-not-macro"/>
     <w:p>
       <w:pPr>
         <w:pStyle w:val="BodyText"/>
@@ -12157,9 +12247,9 @@
         <w:t xml:space="preserve">and the symbol has its own row in the notation table.</w:t>
       </w:r>
     </w:p>
-    <w:bookmarkEnd w:id="52"/>
     <w:bookmarkEnd w:id="53"/>
-    <w:bookmarkStart w:id="56" w:name="making-expressions-concise"/>
+    <w:bookmarkEnd w:id="54"/>
+    <w:bookmarkStart w:id="57" w:name="making-expressions-concise"/>
     <w:p>
       <w:pPr>
         <w:pStyle w:val="Heading2"/>
@@ -12190,7 +12280,7 @@
       <w:r>
         <w:t xml:space="preserve"> </w:t>
       </w:r>
-      <w:hyperlink r:id="rId54">
+      <w:hyperlink r:id="rId55">
         <w:r>
           <w:rPr>
             <w:rStyle w:val="Hyperlink"/>
@@ -12258,7 +12348,7 @@
         <w:t xml:space="preserve">and write the macro everywhere the chunk appears.</w:t>
       </w:r>
     </w:p>
-    <w:bookmarkStart w:id="55" w:name="exm-concise-expression"/>
+    <w:bookmarkStart w:id="56" w:name="exm-concise-expression"/>
     <w:p>
       <w:pPr>
         <w:pStyle w:val="BodyText"/>
@@ -12352,7 +12442,7 @@
         <w:t xml:space="preserve">and each formula shows at a glance what it is built from.</w:t>
       </w:r>
     </w:p>
-    <w:bookmarkEnd w:id="55"/>
+    <w:bookmarkEnd w:id="56"/>
     <w:p>
       <w:pPr>
         <w:pStyle w:val="BodyText"/>
@@ -12475,8 +12565,8 @@
         <w:t xml:space="preserve">.</w:t>
       </w:r>
     </w:p>
-    <w:bookmarkEnd w:id="56"/>
-    <w:bookmarkStart w:id="58" w:name="abstract-unused-subexpressions"/>
+    <w:bookmarkEnd w:id="57"/>
+    <w:bookmarkStart w:id="59" w:name="abstract-unused-subexpressions"/>
     <w:p>
       <w:pPr>
         <w:pStyle w:val="Heading2"/>
@@ -12652,7 +12742,7 @@
         <w:t xml:space="preserve">before the first line that uses the symbol.</w:t>
       </w:r>
     </w:p>
-    <w:bookmarkStart w:id="57" w:name="exm-abstract-unused-subexpressions"/>
+    <w:bookmarkStart w:id="58" w:name="exm-abstract-unused-subexpressions"/>
     <w:p>
       <w:pPr>
         <w:pStyle w:val="BodyText"/>
@@ -12801,9 +12891,9 @@
         <w:t xml:space="preserve">stands for.</w:t>
       </w:r>
     </w:p>
-    <w:bookmarkEnd w:id="57"/>
     <w:bookmarkEnd w:id="58"/>
-    <w:bookmarkStart w:id="60" w:name="writing-dot-products"/>
+    <w:bookmarkEnd w:id="59"/>
+    <w:bookmarkStart w:id="61" w:name="writing-dot-products"/>
     <w:p>
       <w:pPr>
         <w:pStyle w:val="Heading2"/>
@@ -12976,7 +13066,7 @@
         <w:t xml:space="preserve">and to work out that the result is a single number.</w:t>
       </w:r>
     </w:p>
-    <w:bookmarkStart w:id="59" w:name="exm-dot-product"/>
+    <w:bookmarkStart w:id="60" w:name="exm-dot-product"/>
     <w:p>
       <w:pPr>
         <w:pStyle w:val="BodyText"/>
@@ -13205,7 +13295,7 @@
         <w:t xml:space="preserve">.</w:t>
       </w:r>
     </w:p>
-    <w:bookmarkEnd w:id="59"/>
+    <w:bookmarkEnd w:id="60"/>
     <w:p>
       <w:pPr>
         <w:pStyle w:val="BodyText"/>
@@ -13364,8 +13454,8 @@
         <w:t xml:space="preserve">such as a definition of an inner product space.</w:t>
       </w:r>
     </w:p>
-    <w:bookmarkEnd w:id="60"/>
-    <w:bookmarkStart w:id="63" w:name="writing-out-notational-shorthands"/>
+    <w:bookmarkEnd w:id="61"/>
+    <w:bookmarkStart w:id="64" w:name="writing-out-notational-shorthands"/>
     <w:p>
       <w:pPr>
         <w:pStyle w:val="Heading2"/>
@@ -13804,7 +13894,7 @@
       <w:r>
         <w:t xml:space="preserve"> </w:t>
       </w:r>
-      <w:hyperlink r:id="rId61">
+      <w:hyperlink r:id="rId62">
         <w:r>
           <w:rPr>
             <w:rStyle w:val="Hyperlink"/>
@@ -13845,7 +13935,7 @@
         <w:t xml:space="preserve">catalogs common shorthands and their full forms.</w:t>
       </w:r>
     </w:p>
-    <w:bookmarkStart w:id="62" w:name="exm-notational-shorthand"/>
+    <w:bookmarkStart w:id="63" w:name="exm-notational-shorthand"/>
     <w:p>
       <w:pPr>
         <w:pStyle w:val="BodyText"/>
@@ -14412,9 +14502,9 @@
         <w:t xml:space="preserve">observations.</w:t>
       </w:r>
     </w:p>
-    <w:bookmarkEnd w:id="62"/>
     <w:bookmarkEnd w:id="63"/>
-    <w:bookmarkStart w:id="68" w:name="stating-assumptions-before-using-them"/>
+    <w:bookmarkEnd w:id="64"/>
+    <w:bookmarkStart w:id="69" w:name="stating-assumptions-before-using-them"/>
     <w:p>
       <w:pPr>
         <w:pStyle w:val="Heading2"/>
@@ -14757,7 +14847,7 @@
         <w:t xml:space="preserve">because the assumptions use the names it introduces.</w:t>
       </w:r>
     </w:p>
-    <w:bookmarkStart w:id="64" w:name="exm-assumptions-first"/>
+    <w:bookmarkStart w:id="65" w:name="exm-assumptions-first"/>
     <w:p>
       <w:pPr>
         <w:pStyle w:val="BodyText"/>
@@ -15439,8 +15529,8 @@
         <w:t xml:space="preserve">and the justification says exactly where the condition is used.</w:t>
       </w:r>
     </w:p>
-    <w:bookmarkEnd w:id="64"/>
-    <w:bookmarkStart w:id="65" w:name="exm-assumptions-bullet-list"/>
+    <w:bookmarkEnd w:id="65"/>
+    <w:bookmarkStart w:id="66" w:name="exm-assumptions-bullet-list"/>
     <w:p>
       <w:pPr>
         <w:pStyle w:val="BodyText"/>
@@ -15645,8 +15735,8 @@
         <w:t xml:space="preserve">and the bullets show that the three assumptions are parallel and separate.</w:t>
       </w:r>
     </w:p>
-    <w:bookmarkEnd w:id="65"/>
-    <w:bookmarkStart w:id="66" w:name="exm-notation-bullet-list"/>
+    <w:bookmarkEnd w:id="66"/>
+    <w:bookmarkStart w:id="67" w:name="exm-notation-bullet-list"/>
     <w:p>
       <w:pPr>
         <w:pStyle w:val="BodyText"/>
@@ -15860,8 +15950,8 @@
         <w:t xml:space="preserve">a separate assumptions list after this one would state it.</w:t>
       </w:r>
     </w:p>
-    <w:bookmarkEnd w:id="66"/>
-    <w:bookmarkStart w:id="67" w:name="exm-parametrization-is-notation"/>
+    <w:bookmarkEnd w:id="67"/>
+    <w:bookmarkStart w:id="68" w:name="exm-parametrization-is-notation"/>
     <w:p>
       <w:pPr>
         <w:pStyle w:val="BodyText"/>
@@ -16156,8 +16246,8 @@
         <w:t xml:space="preserve">.</w:t>
       </w:r>
     </w:p>
-    <w:bookmarkEnd w:id="67"/>
     <w:bookmarkEnd w:id="68"/>
+    <w:bookmarkEnd w:id="69"/>
     <w:sectPr>
       <w:footnotePr>
         <w:numRestart w:val="eachSect"/>
